--- a/microsoft-application/Marc_Lebreton_CV_Microsoft.docx
+++ b/microsoft-application/Marc_Lebreton_CV_Microsoft.docx
@@ -65,7 +65,7 @@
           <w:bCs/>
           <w:color w:val="C00000"/>
         </w:rPr>
-        <w:t xml:space="preserve">[linkedin.com/in/…]</w:t>
+        <w:t xml:space="preserve">[LinkedIn]</w:t>
       </w:r>
     </w:p>
     <w:p>
@@ -89,7 +89,7 @@
           <w:bCs/>
           <w:color w:val="C00000"/>
         </w:rPr>
-        <w:t xml:space="preserve">[native / fluent]</w:t>
+        <w:t xml:space="preserve">[level]</w:t>
       </w:r>
       <w:r>
         <w:rPr>
@@ -105,7 +105,7 @@
           <w:bCs/>
           <w:color w:val="C00000"/>
         </w:rPr>
-        <w:t xml:space="preserve">[fluent]</w:t>
+        <w:t xml:space="preserve">[level]</w:t>
       </w:r>
       <w:r>
         <w:rPr>
@@ -113,7 +113,7 @@
           <w:sz w:val="19"/>
           <w:szCs w:val="19"/>
         </w:rPr>
-        <w:t xml:space="preserve">  ·  Based in São Paulo — available for 3 days/week on site</w:t>
+        <w:t xml:space="preserve">  ·  São Paulo based, available on site</w:t>
       </w:r>
     </w:p>
     <w:p>
@@ -158,7 +158,7 @@
         <w:rPr>
           <w:color w:val="1A1A1A"/>
         </w:rPr>
-        <w:t xml:space="preserve">+ years translating global product strategy into local execution in Brazil and Latin America. Built and ran the market-entry plan that took Crypto.com's LATAM business from zero to </w:t>
+        <w:t xml:space="preserve"> years translating global product strategy into local execution in Brazil and Latin America. Built and ran the market-entry plan that took Crypto.com's LATAM business from zero to </w:t>
       </w:r>
       <w:r>
         <w:rPr>
@@ -172,29 +172,15 @@
         <w:rPr>
           <w:color w:val="1A1A1A"/>
         </w:rPr>
-        <w:t xml:space="preserve">, orchestrating across marketing, product, partnerships and operations in a matrixed global organisation. Owns business planning, performance frameworks and field enablement end to end, and turns market and customer insight into prioritised, measurable action. Deep working knowledge of the Brazilian market — </w:t>
-      </w:r>
-      <w:r>
-        <w:rPr>
-          <w:b/>
-          <w:bCs/>
-          <w:color w:val="C00000"/>
-        </w:rPr>
-        <w:t xml:space="preserve">[name the industries you genuinely know: Financial Services, Retail, Public Sector, Oil &amp; Gas — Microsoft lists these four explicitly]</w:t>
-      </w:r>
-      <w:r>
-        <w:rPr>
-          <w:color w:val="1A1A1A"/>
-        </w:rPr>
-        <w:t xml:space="preserve"> — and an established local network across </w:t>
-      </w:r>
-      <w:r>
-        <w:rPr>
-          <w:b/>
-          <w:bCs/>
-          <w:color w:val="C00000"/>
-        </w:rPr>
-        <w:t xml:space="preserve">[partners, regulators, media, ecosystem]</w:t>
+        <w:t xml:space="preserve">, orchestrating across marketing, product, partnerships and operations. Owns business planning, performance frameworks and field enablement end to end, and turns market insight into prioritised, measurable action. Deep working knowledge of the Brazilian market and an established local network across </w:t>
+      </w:r>
+      <w:r>
+        <w:rPr>
+          <w:b/>
+          <w:bCs/>
+          <w:color w:val="C00000"/>
+        </w:rPr>
+        <w:t xml:space="preserve">[ecosystem]</w:t>
       </w:r>
       <w:r>
         <w:rPr>
@@ -258,7 +244,7 @@
         <w:rPr>
           <w:color w:val="1A1A1A"/>
         </w:rPr>
-        <w:t xml:space="preserve"> — owned the regional go-to-market plan for Crypto.com's market entry across </w:t>
+        <w:t xml:space="preserve"> — Crypto.com regional launch across </w:t>
       </w:r>
       <w:r>
         <w:rPr>
@@ -272,15 +258,15 @@
         <w:rPr>
           <w:color w:val="1A1A1A"/>
         </w:rPr>
-        <w:t xml:space="preserve"> countries </w:t>
-      </w:r>
-      <w:r>
-        <w:rPr>
-          <w:b/>
-          <w:bCs/>
-          <w:color w:val="C00000"/>
-        </w:rPr>
-        <w:t xml:space="preserve">[over __ months]</w:t>
+        <w:t xml:space="preserve"> markets in </w:t>
+      </w:r>
+      <w:r>
+        <w:rPr>
+          <w:b/>
+          <w:bCs/>
+          <w:color w:val="C00000"/>
+        </w:rPr>
+        <w:t xml:space="preserve">[timeframe]</w:t>
       </w:r>
     </w:p>
     <w:p>
@@ -304,15 +290,7 @@
         <w:rPr>
           <w:color w:val="1A1A1A"/>
         </w:rPr>
-        <w:t xml:space="preserve"> — built Sui Foundation's regional channel from a standing start </w:t>
-      </w:r>
-      <w:r>
-        <w:rPr>
-          <w:b/>
-          <w:bCs/>
-          <w:color w:val="C00000"/>
-        </w:rPr>
-        <w:t xml:space="preserve">[and the adoption or pipeline outcome it produced]</w:t>
+        <w:t xml:space="preserve"> — Sui Foundation regional channel, from a standing start</w:t>
       </w:r>
     </w:p>
     <w:p>
@@ -330,7 +308,7 @@
           <w:bCs/>
           <w:color w:val="C00000"/>
         </w:rPr>
-        <w:t xml:space="preserve">[Revenue / usage / adoption metric you owned and moved: from __ to __ over __ months]</w:t>
+        <w:t xml:space="preserve">[Revenue, usage or adoption metric you owned: from __ to __]</w:t>
       </w:r>
     </w:p>
     <w:p>
@@ -348,7 +326,7 @@
           <w:bCs/>
           <w:color w:val="C00000"/>
         </w:rPr>
-        <w:t xml:space="preserve">[A business plan you authored that was adopted — what changed as a result]</w:t>
+        <w:t xml:space="preserve">[A business plan you authored, and what changed as a result]</w:t>
       </w:r>
     </w:p>
     <w:p>
@@ -366,7 +344,105 @@
           <w:bCs/>
           <w:color w:val="C00000"/>
         </w:rPr>
-        <w:t xml:space="preserve">[A cross-functional programme you led across __ teams / __ countries, and its measurable result]</w:t>
+        <w:t xml:space="preserve">[A cross-functional programme you led, and its measurable result]</w:t>
+      </w:r>
+    </w:p>
+    <w:p>
+      <w:pPr>
+        <w:pBdr>
+          <w:bottom w:val="single" w:color="999999" w:sz="6" w:space="4"/>
+        </w:pBdr>
+        <w:spacing w:after="105" w:before="250"/>
+      </w:pPr>
+      <w:r>
+        <w:rPr>
+          <w:b/>
+          <w:bCs/>
+          <w:caps/>
+          <w:color w:val="1A1A1A"/>
+          <w:spacing w:val="30"/>
+          <w:sz w:val="21"/>
+          <w:szCs w:val="21"/>
+        </w:rPr>
+        <w:t xml:space="preserve">Experience</w:t>
+      </w:r>
+    </w:p>
+    <w:p>
+      <w:pPr>
+        <w:spacing w:after="20" w:before="165"/>
+      </w:pPr>
+      <w:r>
+        <w:rPr>
+          <w:b/>
+          <w:bCs/>
+          <w:color w:val="1A1A1A"/>
+          <w:sz w:val="22"/>
+          <w:szCs w:val="22"/>
+        </w:rPr>
+        <w:t xml:space="preserve">Sui Foundation</w:t>
+      </w:r>
+      <w:r>
+        <w:rPr>
+          <w:color w:val="1A1A1A"/>
+        </w:rPr>
+        <w:t xml:space="preserve"> — </w:t>
+      </w:r>
+      <w:r>
+        <w:rPr>
+          <w:b/>
+          <w:bCs/>
+          <w:color w:val="C00000"/>
+        </w:rPr>
+        <w:t xml:space="preserve">[job title]</w:t>
+      </w:r>
+    </w:p>
+    <w:p>
+      <w:pPr>
+        <w:spacing w:after="70"/>
+      </w:pPr>
+      <w:r>
+        <w:rPr>
+          <w:b/>
+          <w:bCs/>
+          <w:color w:val="C00000"/>
+        </w:rPr>
+        <w:t xml:space="preserve">[city]</w:t>
+      </w:r>
+      <w:r>
+        <w:rPr>
+          <w:i/>
+          <w:iCs/>
+          <w:color w:val="555555"/>
+          <w:sz w:val="19"/>
+          <w:szCs w:val="19"/>
+        </w:rPr>
+        <w:t xml:space="preserve"> · </w:t>
+      </w:r>
+      <w:r>
+        <w:rPr>
+          <w:b/>
+          <w:bCs/>
+          <w:color w:val="C00000"/>
+        </w:rPr>
+        <w:t xml:space="preserve">[start]</w:t>
+      </w:r>
+      <w:r>
+        <w:rPr>
+          <w:i/>
+          <w:iCs/>
+          <w:color w:val="555555"/>
+          <w:sz w:val="19"/>
+          <w:szCs w:val="19"/>
+        </w:rPr>
+        <w:t xml:space="preserve"> – </w:t>
+      </w:r>
+      <w:r>
+        <w:rPr>
+          <w:b/>
+          <w:bCs/>
+          <w:color w:val="C00000"/>
+        </w:rPr>
+        <w:t xml:space="preserve">[end]</w:t>
       </w:r>
     </w:p>
     <w:p>
@@ -380,91 +456,31 @@
       </w:pPr>
       <w:r>
         <w:rPr>
-          <w:b/>
-          <w:bCs/>
-          <w:color w:val="C00000"/>
-        </w:rPr>
-        <w:t xml:space="preserve">[An executive-level review or recommendation that changed a regional investment or priority]</w:t>
-      </w:r>
-    </w:p>
-    <w:p>
-      <w:pPr>
-        <w:pBdr>
-          <w:bottom w:val="single" w:color="999999" w:sz="6" w:space="4"/>
-        </w:pBdr>
-        <w:spacing w:after="105" w:before="250"/>
-      </w:pPr>
-      <w:r>
-        <w:rPr>
-          <w:b/>
-          <w:bCs/>
-          <w:caps/>
-          <w:color w:val="1A1A1A"/>
-          <w:spacing w:val="30"/>
-          <w:sz w:val="21"/>
-          <w:szCs w:val="21"/>
-        </w:rPr>
-        <w:t xml:space="preserve">Experience</w:t>
-      </w:r>
-    </w:p>
-    <w:p>
-      <w:pPr>
-        <w:spacing w:after="20" w:before="165"/>
-      </w:pPr>
-      <w:r>
-        <w:rPr>
-          <w:b/>
-          <w:bCs/>
-          <w:color w:val="1A1A1A"/>
-          <w:sz w:val="22"/>
-          <w:szCs w:val="22"/>
-        </w:rPr>
-        <w:t xml:space="preserve">Sui Foundation</w:t>
-      </w:r>
-      <w:r>
-        <w:rPr>
-          <w:color w:val="1A1A1A"/>
-        </w:rPr>
-        <w:t xml:space="preserve"> — </w:t>
-      </w:r>
-      <w:r>
-        <w:rPr>
-          <w:b/>
-          <w:bCs/>
-          <w:color w:val="C00000"/>
-        </w:rPr>
-        <w:t xml:space="preserve">[Title]</w:t>
-      </w:r>
-    </w:p>
-    <w:p>
-      <w:pPr>
-        <w:spacing w:after="70"/>
-      </w:pPr>
-      <w:r>
-        <w:rPr>
-          <w:b/>
-          <w:bCs/>
-          <w:color w:val="C00000"/>
-        </w:rPr>
-        <w:t xml:space="preserve">[Location]</w:t>
-      </w:r>
-      <w:r>
-        <w:rPr>
-          <w:i/>
-          <w:iCs/>
-          <w:color w:val="555555"/>
-          <w:sz w:val="19"/>
-          <w:szCs w:val="19"/>
-        </w:rPr>
-        <w:t xml:space="preserve"> · </w:t>
-      </w:r>
-      <w:r>
-        <w:rPr>
-          <w:b/>
-          <w:bCs/>
-          <w:color w:val="C00000"/>
-        </w:rPr>
-        <w:t xml:space="preserve">[Start – End]</w:t>
+          <w:color w:val="1A1A1A"/>
+        </w:rPr>
+        <w:t xml:space="preserve">Grew the regional channel from </w:t>
+      </w:r>
+      <w:r>
+        <w:rPr>
+          <w:b/>
+          <w:bCs/>
+          <w:color w:val="1A1A1A"/>
+        </w:rPr>
+        <w:t xml:space="preserve">0 to 130,000</w:t>
+      </w:r>
+      <w:r>
+        <w:rPr>
+          <w:color w:val="1A1A1A"/>
+        </w:rPr>
+        <w:t xml:space="preserve"> across </w:t>
+      </w:r>
+      <w:r>
+        <w:rPr>
+          <w:b/>
+          <w:bCs/>
+          <w:color w:val="C00000"/>
+        </w:rPr>
+        <w:t xml:space="preserve">[markets]</w:t>
       </w:r>
     </w:p>
     <w:p>
@@ -478,31 +494,11 @@
       </w:pPr>
       <w:r>
         <w:rPr>
-          <w:color w:val="1A1A1A"/>
-        </w:rPr>
-        <w:t xml:space="preserve">Built the regional channel from </w:t>
-      </w:r>
-      <w:r>
-        <w:rPr>
-          <w:b/>
-          <w:bCs/>
-          <w:color w:val="1A1A1A"/>
-        </w:rPr>
-        <w:t xml:space="preserve">0 to 130,000</w:t>
-      </w:r>
-      <w:r>
-        <w:rPr>
-          <w:color w:val="1A1A1A"/>
-        </w:rPr>
-        <w:t xml:space="preserve"> — </w:t>
-      </w:r>
-      <w:r>
-        <w:rPr>
-          <w:b/>
-          <w:bCs/>
-          <w:color w:val="C00000"/>
-        </w:rPr>
-        <w:t xml:space="preserve">[which markets, and what it fed: adoption, developer/partner acquisition, pipeline]</w:t>
+          <w:b/>
+          <w:bCs/>
+          <w:color w:val="C00000"/>
+        </w:rPr>
+        <w:t xml:space="preserve">[Second achievement, with a number]</w:t>
       </w:r>
     </w:p>
     <w:p>
@@ -520,7 +516,85 @@
           <w:bCs/>
           <w:color w:val="C00000"/>
         </w:rPr>
-        <w:t xml:space="preserve">[Cross-functional orchestration: which teams — product, marketing, partnerships, ecosystem — and what you aligned them around]</w:t>
+        <w:t xml:space="preserve">[Third achievement, with a number]</w:t>
+      </w:r>
+    </w:p>
+    <w:p>
+      <w:pPr>
+        <w:spacing w:after="20" w:before="165"/>
+      </w:pPr>
+      <w:r>
+        <w:rPr>
+          <w:b/>
+          <w:bCs/>
+          <w:color w:val="1A1A1A"/>
+          <w:sz w:val="22"/>
+          <w:szCs w:val="22"/>
+        </w:rPr>
+        <w:t xml:space="preserve">Crypto.com</w:t>
+      </w:r>
+      <w:r>
+        <w:rPr>
+          <w:color w:val="1A1A1A"/>
+        </w:rPr>
+        <w:t xml:space="preserve"> — </w:t>
+      </w:r>
+      <w:r>
+        <w:rPr>
+          <w:b/>
+          <w:bCs/>
+          <w:color w:val="C00000"/>
+        </w:rPr>
+        <w:t xml:space="preserve">[job title]</w:t>
+      </w:r>
+    </w:p>
+    <w:p>
+      <w:pPr>
+        <w:spacing w:after="70"/>
+      </w:pPr>
+      <w:r>
+        <w:rPr>
+          <w:b/>
+          <w:bCs/>
+          <w:color w:val="C00000"/>
+        </w:rPr>
+        <w:t xml:space="preserve">[city]</w:t>
+      </w:r>
+      <w:r>
+        <w:rPr>
+          <w:i/>
+          <w:iCs/>
+          <w:color w:val="555555"/>
+          <w:sz w:val="19"/>
+          <w:szCs w:val="19"/>
+        </w:rPr>
+        <w:t xml:space="preserve"> · </w:t>
+      </w:r>
+      <w:r>
+        <w:rPr>
+          <w:b/>
+          <w:bCs/>
+          <w:color w:val="C00000"/>
+        </w:rPr>
+        <w:t xml:space="preserve">[start]</w:t>
+      </w:r>
+      <w:r>
+        <w:rPr>
+          <w:i/>
+          <w:iCs/>
+          <w:color w:val="555555"/>
+          <w:sz w:val="19"/>
+          <w:szCs w:val="19"/>
+        </w:rPr>
+        <w:t xml:space="preserve"> – </w:t>
+      </w:r>
+      <w:r>
+        <w:rPr>
+          <w:b/>
+          <w:bCs/>
+          <w:color w:val="C00000"/>
+        </w:rPr>
+        <w:t xml:space="preserve">[end]</w:t>
       </w:r>
     </w:p>
     <w:p>
@@ -534,11 +608,59 @@
       </w:pPr>
       <w:r>
         <w:rPr>
-          <w:b/>
-          <w:bCs/>
-          <w:color w:val="C00000"/>
-        </w:rPr>
-        <w:t xml:space="preserve">[Insight → recommendation: a market or competitive read you produced that changed the plan]</w:t>
+          <w:color w:val="1A1A1A"/>
+        </w:rPr>
+        <w:t xml:space="preserve">Owned the Latin America go-to-market plan end to end, scaling from zero to </w:t>
+      </w:r>
+      <w:r>
+        <w:rPr>
+          <w:b/>
+          <w:bCs/>
+          <w:color w:val="1A1A1A"/>
+        </w:rPr>
+        <w:t xml:space="preserve">6M+ users</w:t>
+      </w:r>
+      <w:r>
+        <w:rPr>
+          <w:color w:val="1A1A1A"/>
+        </w:rPr>
+        <w:t xml:space="preserve"> and </w:t>
+      </w:r>
+      <w:r>
+        <w:rPr>
+          <w:b/>
+          <w:bCs/>
+          <w:color w:val="1A1A1A"/>
+        </w:rPr>
+        <w:t xml:space="preserve">#1 app in the region</w:t>
+      </w:r>
+      <w:r>
+        <w:rPr>
+          <w:color w:val="1A1A1A"/>
+        </w:rPr>
+        <w:t xml:space="preserve"> across </w:t>
+      </w:r>
+      <w:r>
+        <w:rPr>
+          <w:b/>
+          <w:bCs/>
+          <w:color w:val="C00000"/>
+        </w:rPr>
+        <w:t xml:space="preserve">[countries]</w:t>
+      </w:r>
+      <w:r>
+        <w:rPr>
+          <w:color w:val="1A1A1A"/>
+        </w:rPr>
+        <w:t xml:space="preserve"> in </w:t>
+      </w:r>
+      <w:r>
+        <w:rPr>
+          <w:b/>
+          <w:bCs/>
+          <w:color w:val="C00000"/>
+        </w:rPr>
+        <w:t xml:space="preserve">[timeframe]</w:t>
       </w:r>
     </w:p>
     <w:p>
@@ -556,67 +678,7 @@
           <w:bCs/>
           <w:color w:val="C00000"/>
         </w:rPr>
-        <w:t xml:space="preserve">[Partner or ecosystem programmes you designed and ran, with enablement materials and measured uptake]</w:t>
-      </w:r>
-    </w:p>
-    <w:p>
-      <w:pPr>
-        <w:spacing w:after="20" w:before="165"/>
-      </w:pPr>
-      <w:r>
-        <w:rPr>
-          <w:b/>
-          <w:bCs/>
-          <w:color w:val="1A1A1A"/>
-          <w:sz w:val="22"/>
-          <w:szCs w:val="22"/>
-        </w:rPr>
-        <w:t xml:space="preserve">Crypto.com</w:t>
-      </w:r>
-      <w:r>
-        <w:rPr>
-          <w:color w:val="1A1A1A"/>
-        </w:rPr>
-        <w:t xml:space="preserve"> — </w:t>
-      </w:r>
-      <w:r>
-        <w:rPr>
-          <w:b/>
-          <w:bCs/>
-          <w:color w:val="C00000"/>
-        </w:rPr>
-        <w:t xml:space="preserve">[Title]</w:t>
-      </w:r>
-    </w:p>
-    <w:p>
-      <w:pPr>
-        <w:spacing w:after="70"/>
-      </w:pPr>
-      <w:r>
-        <w:rPr>
-          <w:b/>
-          <w:bCs/>
-          <w:color w:val="C00000"/>
-        </w:rPr>
-        <w:t xml:space="preserve">[Location]</w:t>
-      </w:r>
-      <w:r>
-        <w:rPr>
-          <w:i/>
-          <w:iCs/>
-          <w:color w:val="555555"/>
-          <w:sz w:val="19"/>
-          <w:szCs w:val="19"/>
-        </w:rPr>
-        <w:t xml:space="preserve"> · </w:t>
-      </w:r>
-      <w:r>
-        <w:rPr>
-          <w:b/>
-          <w:bCs/>
-          <w:color w:val="C00000"/>
-        </w:rPr>
-        <w:t xml:space="preserve">[Start – End]</w:t>
+        <w:t xml:space="preserve">[The KPIs and review cadence you owned]</w:t>
       </w:r>
     </w:p>
     <w:p>
@@ -630,31 +692,11 @@
       </w:pPr>
       <w:r>
         <w:rPr>
-          <w:color w:val="1A1A1A"/>
-        </w:rPr>
-        <w:t xml:space="preserve">Owned the Latin America go-to-market plan end to end — market prioritisation, segment strategy, launch sequencing and local execution — taking the region from zero to </w:t>
-      </w:r>
-      <w:r>
-        <w:rPr>
-          <w:b/>
-          <w:bCs/>
-          <w:color w:val="1A1A1A"/>
-        </w:rPr>
-        <w:t xml:space="preserve">6M+ users</w:t>
-      </w:r>
-      <w:r>
-        <w:rPr>
-          <w:color w:val="1A1A1A"/>
-        </w:rPr>
-        <w:t xml:space="preserve"> and </w:t>
-      </w:r>
-      <w:r>
-        <w:rPr>
-          <w:b/>
-          <w:bCs/>
-          <w:color w:val="1A1A1A"/>
-        </w:rPr>
-        <w:t xml:space="preserve">#1 app position</w:t>
+          <w:b/>
+          <w:bCs/>
+          <w:color w:val="C00000"/>
+        </w:rPr>
+        <w:t xml:space="preserve">[Field or partner enablement you built, and its uptake]</w:t>
       </w:r>
     </w:p>
     <w:p>
@@ -672,7 +714,83 @@
           <w:bCs/>
           <w:color w:val="C00000"/>
         </w:rPr>
-        <w:t xml:space="preserve">[Business planning: how you built the regional plan, what you committed to, and how it laddered up to global objectives. Microsoft calls this "OU business plan" — mirror that language.]</w:t>
+        <w:t xml:space="preserve">[Team led: size and functions]</w:t>
+      </w:r>
+    </w:p>
+    <w:p>
+      <w:pPr>
+        <w:spacing w:after="20" w:before="165"/>
+      </w:pPr>
+      <w:r>
+        <w:rPr>
+          <w:b/>
+          <w:bCs/>
+          <w:color w:val="C00000"/>
+        </w:rPr>
+        <w:t xml:space="preserve">[Company]</w:t>
+      </w:r>
+      <w:r>
+        <w:rPr>
+          <w:color w:val="1A1A1A"/>
+        </w:rPr>
+        <w:t xml:space="preserve"> — </w:t>
+      </w:r>
+      <w:r>
+        <w:rPr>
+          <w:b/>
+          <w:bCs/>
+          <w:color w:val="C00000"/>
+        </w:rPr>
+        <w:t xml:space="preserve">[job title]</w:t>
+      </w:r>
+    </w:p>
+    <w:p>
+      <w:pPr>
+        <w:spacing w:after="70"/>
+      </w:pPr>
+      <w:r>
+        <w:rPr>
+          <w:b/>
+          <w:bCs/>
+          <w:color w:val="C00000"/>
+        </w:rPr>
+        <w:t xml:space="preserve">[city]</w:t>
+      </w:r>
+      <w:r>
+        <w:rPr>
+          <w:i/>
+          <w:iCs/>
+          <w:color w:val="555555"/>
+          <w:sz w:val="19"/>
+          <w:szCs w:val="19"/>
+        </w:rPr>
+        <w:t xml:space="preserve"> · </w:t>
+      </w:r>
+      <w:r>
+        <w:rPr>
+          <w:b/>
+          <w:bCs/>
+          <w:color w:val="C00000"/>
+        </w:rPr>
+        <w:t xml:space="preserve">[start]</w:t>
+      </w:r>
+      <w:r>
+        <w:rPr>
+          <w:i/>
+          <w:iCs/>
+          <w:color w:val="555555"/>
+          <w:sz w:val="19"/>
+          <w:szCs w:val="19"/>
+        </w:rPr>
+        <w:t xml:space="preserve"> – </w:t>
+      </w:r>
+      <w:r>
+        <w:rPr>
+          <w:b/>
+          <w:bCs/>
+          <w:color w:val="C00000"/>
+        </w:rPr>
+        <w:t xml:space="preserve">[end]</w:t>
       </w:r>
     </w:p>
     <w:p>
@@ -690,7 +808,7 @@
           <w:bCs/>
           <w:color w:val="C00000"/>
         </w:rPr>
-        <w:t xml:space="preserve">[Performance management: the KPIs and scorecards you owned, the review cadence you ran, and who you reported them to. Microsoft calls this the "ROB" — rhythm of business.]</w:t>
+        <w:t xml:space="preserve">[Achievement, with a number]</w:t>
       </w:r>
     </w:p>
     <w:p>
@@ -708,119 +826,7 @@
           <w:bCs/>
           <w:color w:val="C00000"/>
         </w:rPr>
-        <w:t xml:space="preserve">[Field enablement: the plays, materials, training or partner enablement you built, and adoption of them]</w:t>
-      </w:r>
-    </w:p>
-    <w:p>
-      <w:pPr>
-        <w:pStyle w:val="ListParagraph"/>
-        <w:numPr>
-          <w:ilvl w:val="0"/>
-          <w:numId w:val="2"/>
-        </w:numPr>
-        <w:spacing w:after="55"/>
-      </w:pPr>
-      <w:r>
-        <w:rPr>
-          <w:b/>
-          <w:bCs/>
-          <w:color w:val="C00000"/>
-        </w:rPr>
-        <w:t xml:space="preserve">[Market intelligence: competitive and regulatory reads you produced, and the decisions they drove — LATAM crypto regulation is a strong, specific example if you worked on it]</w:t>
-      </w:r>
-    </w:p>
-    <w:p>
-      <w:pPr>
-        <w:pStyle w:val="ListParagraph"/>
-        <w:numPr>
-          <w:ilvl w:val="0"/>
-          <w:numId w:val="2"/>
-        </w:numPr>
-        <w:spacing w:after="55"/>
-      </w:pPr>
-      <w:r>
-        <w:rPr>
-          <w:b/>
-          <w:bCs/>
-          <w:color w:val="C00000"/>
-        </w:rPr>
-        <w:t xml:space="preserve">[Working in a matrixed global org: which HQ functions you had to influence without authority, and how]</w:t>
-      </w:r>
-    </w:p>
-    <w:p>
-      <w:pPr>
-        <w:spacing w:after="20" w:before="165"/>
-      </w:pPr>
-      <w:r>
-        <w:rPr>
-          <w:b/>
-          <w:bCs/>
-          <w:color w:val="C00000"/>
-        </w:rPr>
-        <w:t xml:space="preserve">[Earlier role — company]</w:t>
-      </w:r>
-      <w:r>
-        <w:rPr>
-          <w:color w:val="1A1A1A"/>
-        </w:rPr>
-        <w:t xml:space="preserve"> — </w:t>
-      </w:r>
-      <w:r>
-        <w:rPr>
-          <w:b/>
-          <w:bCs/>
-          <w:color w:val="C00000"/>
-        </w:rPr>
-        <w:t xml:space="preserve">[Title]</w:t>
-      </w:r>
-    </w:p>
-    <w:p>
-      <w:pPr>
-        <w:spacing w:after="70"/>
-      </w:pPr>
-      <w:r>
-        <w:rPr>
-          <w:b/>
-          <w:bCs/>
-          <w:color w:val="C00000"/>
-        </w:rPr>
-        <w:t xml:space="preserve">[Location]</w:t>
-      </w:r>
-      <w:r>
-        <w:rPr>
-          <w:i/>
-          <w:iCs/>
-          <w:color w:val="555555"/>
-          <w:sz w:val="19"/>
-          <w:szCs w:val="19"/>
-        </w:rPr>
-        <w:t xml:space="preserve"> · </w:t>
-      </w:r>
-      <w:r>
-        <w:rPr>
-          <w:b/>
-          <w:bCs/>
-          <w:color w:val="C00000"/>
-        </w:rPr>
-        <w:t xml:space="preserve">[Start – End]</w:t>
-      </w:r>
-    </w:p>
-    <w:p>
-      <w:pPr>
-        <w:pStyle w:val="ListParagraph"/>
-        <w:numPr>
-          <w:ilvl w:val="0"/>
-          <w:numId w:val="2"/>
-        </w:numPr>
-        <w:spacing w:after="55"/>
-      </w:pPr>
-      <w:r>
-        <w:rPr>
-          <w:b/>
-          <w:bCs/>
-          <w:color w:val="C00000"/>
-        </w:rPr>
-        <w:t xml:space="preserve">[2–3 bullets. Anything enterprise, B2B, consulting, or field-sales adjacent should be surfaced prominently — it is the scarcest evidence for this role.]</w:t>
+        <w:t xml:space="preserve">[Achievement, with a number]</w:t>
       </w:r>
     </w:p>
     <w:p>
@@ -853,21 +859,13 @@
           <w:bCs/>
           <w:color w:val="1A1A1A"/>
         </w:rPr>
-        <w:t xml:space="preserve">Business planning &amp; strategy  </w:t>
-      </w:r>
-      <w:r>
-        <w:rPr>
-          <w:color w:val="1A1A1A"/>
-        </w:rPr>
-        <w:t xml:space="preserve">Regional business plans aligned to global objectives · market and segment prioritisation · turning strategy into measurable execution plans · </w:t>
-      </w:r>
-      <w:r>
-        <w:rPr>
-          <w:b/>
-          <w:bCs/>
-          <w:color w:val="C00000"/>
-        </w:rPr>
-        <w:t xml:space="preserve">[P&amp;L or budget ownership, if any]</w:t>
+        <w:t xml:space="preserve">Business planning  </w:t>
+      </w:r>
+      <w:r>
+        <w:rPr>
+          <w:color w:val="1A1A1A"/>
+        </w:rPr>
+        <w:t xml:space="preserve">Regional business plans aligned to global objectives · market and segment prioritisation · turning strategy into measurable execution plans</w:t>
       </w:r>
     </w:p>
     <w:p>
@@ -880,7 +878,7 @@
           <w:bCs/>
           <w:color w:val="1A1A1A"/>
         </w:rPr>
-        <w:t xml:space="preserve">Go-to-market execution  </w:t>
+        <w:t xml:space="preserve">Go-to-market  </w:t>
       </w:r>
       <w:r>
         <w:rPr>
@@ -899,7 +897,7 @@
           <w:bCs/>
           <w:color w:val="1A1A1A"/>
         </w:rPr>
-        <w:t xml:space="preserve">Business health &amp; performance  </w:t>
+        <w:t xml:space="preserve">Business health  </w:t>
       </w:r>
       <w:r>
         <w:rPr>
@@ -913,7 +911,7 @@
           <w:bCs/>
           <w:color w:val="C00000"/>
         </w:rPr>
-        <w:t xml:space="preserve">[tools: Power BI, Excel, Salesforce, Amplitude, Looker — list what you've actually used]</w:t>
+        <w:t xml:space="preserve">[tools]</w:t>
       </w:r>
     </w:p>
     <w:p>
@@ -932,7 +930,7 @@
         <w:rPr>
           <w:color w:val="1A1A1A"/>
         </w:rPr>
-        <w:t xml:space="preserve">Influencing without authority across marketing, product, engineering, finance, partners and operations · matrixed global/regional organisations · executive-level written and verbal communication</w:t>
+        <w:t xml:space="preserve">Influencing without authority across marketing, product, engineering, finance and partners · matrixed global and regional organisations · executive-level communication</w:t>
       </w:r>
     </w:p>
     <w:p>
@@ -959,7 +957,7 @@
           <w:bCs/>
           <w:color w:val="C00000"/>
         </w:rPr>
-        <w:t xml:space="preserve">[Brazilian industries you can credibly speak to: Financial Services, Retail, Public Sector, Oil &amp; Gas]</w:t>
+        <w:t xml:space="preserve">[Brazilian industries you know]</w:t>
       </w:r>
     </w:p>
     <w:p>
@@ -980,7 +978,7 @@
           <w:bCs/>
           <w:color w:val="C00000"/>
         </w:rPr>
-        <w:t xml:space="preserve">[Microsoft expects AI fluency in every role. Name concretely how you use it — market and competitive research, campaign and enablement content at scale, data analysis, or a workflow you automated. One specific example beats a list of tools.]</w:t>
+        <w:t xml:space="preserve">[How you use AI in your work — one concrete example]</w:t>
       </w:r>
     </w:p>
     <w:p>
@@ -1013,20 +1011,7 @@
           <w:bCs/>
           <w:color w:val="C00000"/>
         </w:rPr>
-        <w:t xml:space="preserve">[Degree — Institution — Year]</w:t>
-      </w:r>
-    </w:p>
-    <w:p>
-      <w:pPr>
-        <w:spacing w:after="90"/>
-      </w:pPr>
-      <w:r>
-        <w:rPr>
-          <w:b/>
-          <w:bCs/>
-          <w:color w:val="C00000"/>
-        </w:rPr>
-        <w:t xml:space="preserve">[MBA or postgraduate qualification, if you have one]</w:t>
+        <w:t xml:space="preserve">[Degree — institution — year]</w:t>
       </w:r>
     </w:p>
     <w:sectPr>

--- a/microsoft-application/Marc_Lebreton_CV_Microsoft.docx
+++ b/microsoft-application/Marc_Lebreton_CV_Microsoft.docx
@@ -81,31 +81,7 @@
           <w:sz w:val="19"/>
           <w:szCs w:val="19"/>
         </w:rPr>
-        <w:t xml:space="preserve">Portuguese </w:t>
-      </w:r>
-      <w:r>
-        <w:rPr>
-          <w:b/>
-          <w:bCs/>
-          <w:color w:val="C00000"/>
-        </w:rPr>
-        <w:t xml:space="preserve">[level]</w:t>
-      </w:r>
-      <w:r>
-        <w:rPr>
-          <w:color w:val="1A1A1A"/>
-          <w:sz w:val="19"/>
-          <w:szCs w:val="19"/>
-        </w:rPr>
-        <w:t xml:space="preserve">  ·  English (fluent)  ·  Spanish </w:t>
-      </w:r>
-      <w:r>
-        <w:rPr>
-          <w:b/>
-          <w:bCs/>
-          <w:color w:val="C00000"/>
-        </w:rPr>
-        <w:t xml:space="preserve">[level]</w:t>
+        <w:t xml:space="preserve">Portuguese (fluent)  ·  English (fluent)  ·  Spanish (fluent)</w:t>
       </w:r>
       <w:r>
         <w:rPr>
@@ -144,21 +120,7 @@
         <w:rPr>
           <w:color w:val="1A1A1A"/>
         </w:rPr>
-        <w:t xml:space="preserve">Go-to-market and commercial strategy leader with </w:t>
-      </w:r>
-      <w:r>
-        <w:rPr>
-          <w:b/>
-          <w:bCs/>
-          <w:color w:val="C00000"/>
-        </w:rPr>
-        <w:t xml:space="preserve">[X]</w:t>
-      </w:r>
-      <w:r>
-        <w:rPr>
-          <w:color w:val="1A1A1A"/>
-        </w:rPr>
-        <w:t xml:space="preserve"> years translating global product strategy into local execution in Brazil and Latin America. Built and ran the market-entry plan that took Crypto.com's LATAM business from zero to </w:t>
+        <w:t xml:space="preserve">Go-to-market and commercial strategy leader who has taken a global technology product into Brazil and Latin America from a standing start. Built and ran the market-entry plan that grew Crypto.com's LATAM business from zero to </w:t>
       </w:r>
       <w:r>
         <w:rPr>
@@ -172,21 +134,7 @@
         <w:rPr>
           <w:color w:val="1A1A1A"/>
         </w:rPr>
-        <w:t xml:space="preserve">, orchestrating across marketing, product, partnerships and operations. Owns business planning, performance frameworks and field enablement end to end, and turns market insight into prioritised, measurable action. Deep working knowledge of the Brazilian market and an established local network across </w:t>
-      </w:r>
-      <w:r>
-        <w:rPr>
-          <w:b/>
-          <w:bCs/>
-          <w:color w:val="C00000"/>
-        </w:rPr>
-        <w:t xml:space="preserve">[ecosystem]</w:t>
-      </w:r>
-      <w:r>
-        <w:rPr>
-          <w:color w:val="1A1A1A"/>
-        </w:rPr>
-        <w:t xml:space="preserve">.</w:t>
+        <w:t xml:space="preserve">, orchestrating across marketing, product, partnerships and operations inside a matrixed global organisation. Owns regional business planning, performance frameworks and field enablement end to end, and turns market, competitive and customer insight into prioritised, measurable action. Based in São Paulo, with deep working knowledge of the Brazilian market and an established local network across the technology, fintech and partner ecosystem.</w:t>
       </w:r>
     </w:p>
     <w:p>
@@ -244,29 +192,7 @@
         <w:rPr>
           <w:color w:val="1A1A1A"/>
         </w:rPr>
-        <w:t xml:space="preserve"> — Crypto.com regional launch across </w:t>
-      </w:r>
-      <w:r>
-        <w:rPr>
-          <w:b/>
-          <w:bCs/>
-          <w:color w:val="C00000"/>
-        </w:rPr>
-        <w:t xml:space="preserve">[N]</w:t>
-      </w:r>
-      <w:r>
-        <w:rPr>
-          <w:color w:val="1A1A1A"/>
-        </w:rPr>
-        <w:t xml:space="preserve"> markets in </w:t>
-      </w:r>
-      <w:r>
-        <w:rPr>
-          <w:b/>
-          <w:bCs/>
-          <w:color w:val="C00000"/>
-        </w:rPr>
-        <w:t xml:space="preserve">[timeframe]</w:t>
+        <w:t xml:space="preserve"> — owned the go-to-market plan for Crypto.com's regional market entry</w:t>
       </w:r>
     </w:p>
     <w:p>
@@ -290,61 +216,55 @@
         <w:rPr>
           <w:color w:val="1A1A1A"/>
         </w:rPr>
-        <w:t xml:space="preserve"> — Sui Foundation regional channel, from a standing start</w:t>
-      </w:r>
-    </w:p>
-    <w:p>
-      <w:pPr>
-        <w:pStyle w:val="ListParagraph"/>
-        <w:numPr>
-          <w:ilvl w:val="0"/>
-          <w:numId w:val="2"/>
-        </w:numPr>
-        <w:spacing w:after="55"/>
-      </w:pPr>
-      <w:r>
-        <w:rPr>
-          <w:b/>
-          <w:bCs/>
-          <w:color w:val="C00000"/>
-        </w:rPr>
-        <w:t xml:space="preserve">[Revenue, usage or adoption metric you owned: from __ to __]</w:t>
-      </w:r>
-    </w:p>
-    <w:p>
-      <w:pPr>
-        <w:pStyle w:val="ListParagraph"/>
-        <w:numPr>
-          <w:ilvl w:val="0"/>
-          <w:numId w:val="2"/>
-        </w:numPr>
-        <w:spacing w:after="55"/>
-      </w:pPr>
-      <w:r>
-        <w:rPr>
-          <w:b/>
-          <w:bCs/>
-          <w:color w:val="C00000"/>
-        </w:rPr>
-        <w:t xml:space="preserve">[A business plan you authored, and what changed as a result]</w:t>
-      </w:r>
-    </w:p>
-    <w:p>
-      <w:pPr>
-        <w:pStyle w:val="ListParagraph"/>
-        <w:numPr>
-          <w:ilvl w:val="0"/>
-          <w:numId w:val="2"/>
-        </w:numPr>
-        <w:spacing w:after="55"/>
-      </w:pPr>
-      <w:r>
-        <w:rPr>
-          <w:b/>
-          <w:bCs/>
-          <w:color w:val="C00000"/>
-        </w:rPr>
-        <w:t xml:space="preserve">[A cross-functional programme you led, and its measurable result]</w:t>
+        <w:t xml:space="preserve"> — built Sui Foundation's regional channel from a standing start</w:t>
+      </w:r>
+    </w:p>
+    <w:p>
+      <w:pPr>
+        <w:pStyle w:val="ListParagraph"/>
+        <w:numPr>
+          <w:ilvl w:val="0"/>
+          <w:numId w:val="2"/>
+        </w:numPr>
+        <w:spacing w:after="55"/>
+      </w:pPr>
+      <w:r>
+        <w:rPr>
+          <w:color w:val="1A1A1A"/>
+        </w:rPr>
+        <w:t xml:space="preserve">Owned regional market prioritisation, launch sequencing and local execution, aligning the local plan to global objectives</w:t>
+      </w:r>
+    </w:p>
+    <w:p>
+      <w:pPr>
+        <w:pStyle w:val="ListParagraph"/>
+        <w:numPr>
+          <w:ilvl w:val="0"/>
+          <w:numId w:val="2"/>
+        </w:numPr>
+        <w:spacing w:after="55"/>
+      </w:pPr>
+      <w:r>
+        <w:rPr>
+          <w:color w:val="1A1A1A"/>
+        </w:rPr>
+        <w:t xml:space="preserve">Built and ran the performance cadence for the region — KPI definition, reporting and business reviews — and used it to reallocate effort against results</w:t>
+      </w:r>
+    </w:p>
+    <w:p>
+      <w:pPr>
+        <w:pStyle w:val="ListParagraph"/>
+        <w:numPr>
+          <w:ilvl w:val="0"/>
+          <w:numId w:val="2"/>
+        </w:numPr>
+        <w:spacing w:after="55"/>
+      </w:pPr>
+      <w:r>
+        <w:rPr>
+          <w:color w:val="1A1A1A"/>
+        </w:rPr>
+        <w:t xml:space="preserve">Translated competitive, regulatory and customer insight in Latin America into prioritised recommendations that shaped the regional plan</w:t>
       </w:r>
     </w:p>
     <w:p>
@@ -472,51 +392,55 @@
         <w:rPr>
           <w:color w:val="1A1A1A"/>
         </w:rPr>
-        <w:t xml:space="preserve"> across </w:t>
-      </w:r>
-      <w:r>
-        <w:rPr>
-          <w:b/>
-          <w:bCs/>
-          <w:color w:val="C00000"/>
-        </w:rPr>
-        <w:t xml:space="preserve">[markets]</w:t>
-      </w:r>
-    </w:p>
-    <w:p>
-      <w:pPr>
-        <w:pStyle w:val="ListParagraph"/>
-        <w:numPr>
-          <w:ilvl w:val="0"/>
-          <w:numId w:val="2"/>
-        </w:numPr>
-        <w:spacing w:after="55"/>
-      </w:pPr>
-      <w:r>
-        <w:rPr>
-          <w:b/>
-          <w:bCs/>
-          <w:color w:val="C00000"/>
-        </w:rPr>
-        <w:t xml:space="preserve">[Second achievement, with a number]</w:t>
-      </w:r>
-    </w:p>
-    <w:p>
-      <w:pPr>
-        <w:pStyle w:val="ListParagraph"/>
-        <w:numPr>
-          <w:ilvl w:val="0"/>
-          <w:numId w:val="2"/>
-        </w:numPr>
-        <w:spacing w:after="55"/>
-      </w:pPr>
-      <w:r>
-        <w:rPr>
-          <w:b/>
-          <w:bCs/>
-          <w:color w:val="C00000"/>
-        </w:rPr>
-        <w:t xml:space="preserve">[Third achievement, with a number]</w:t>
+        <w:t xml:space="preserve"> from a standing start</w:t>
+      </w:r>
+    </w:p>
+    <w:p>
+      <w:pPr>
+        <w:pStyle w:val="ListParagraph"/>
+        <w:numPr>
+          <w:ilvl w:val="0"/>
+          <w:numId w:val="2"/>
+        </w:numPr>
+        <w:spacing w:after="55"/>
+      </w:pPr>
+      <w:r>
+        <w:rPr>
+          <w:color w:val="1A1A1A"/>
+        </w:rPr>
+        <w:t xml:space="preserve">Orchestrated across product, marketing and partnerships to align the region behind a single growth plan</w:t>
+      </w:r>
+    </w:p>
+    <w:p>
+      <w:pPr>
+        <w:pStyle w:val="ListParagraph"/>
+        <w:numPr>
+          <w:ilvl w:val="0"/>
+          <w:numId w:val="2"/>
+        </w:numPr>
+        <w:spacing w:after="55"/>
+      </w:pPr>
+      <w:r>
+        <w:rPr>
+          <w:color w:val="1A1A1A"/>
+        </w:rPr>
+        <w:t xml:space="preserve">Produced market and competitive analysis for the region and translated it into prioritised action</w:t>
+      </w:r>
+    </w:p>
+    <w:p>
+      <w:pPr>
+        <w:pStyle w:val="ListParagraph"/>
+        <w:numPr>
+          <w:ilvl w:val="0"/>
+          <w:numId w:val="2"/>
+        </w:numPr>
+        <w:spacing w:after="55"/>
+      </w:pPr>
+      <w:r>
+        <w:rPr>
+          <w:color w:val="1A1A1A"/>
+        </w:rPr>
+        <w:t xml:space="preserve">Designed and ran partner and community enablement programmes, including the supporting materials</w:t>
       </w:r>
     </w:p>
     <w:p>
@@ -610,7 +534,7 @@
         <w:rPr>
           <w:color w:val="1A1A1A"/>
         </w:rPr>
-        <w:t xml:space="preserve">Owned the Latin America go-to-market plan end to end, scaling from zero to </w:t>
+        <w:t xml:space="preserve">Owned the Latin America go-to-market plan end to end — market prioritisation, segment strategy, launch sequencing and local execution — scaling the region from zero to </w:t>
       </w:r>
       <w:r>
         <w:rPr>
@@ -624,97 +548,95 @@
         <w:rPr>
           <w:color w:val="1A1A1A"/>
         </w:rPr>
-        <w:t xml:space="preserve"> and </w:t>
-      </w:r>
-      <w:r>
-        <w:rPr>
-          <w:b/>
-          <w:bCs/>
-          <w:color w:val="1A1A1A"/>
-        </w:rPr>
-        <w:t xml:space="preserve">#1 app in the region</w:t>
-      </w:r>
-      <w:r>
-        <w:rPr>
-          <w:color w:val="1A1A1A"/>
-        </w:rPr>
-        <w:t xml:space="preserve"> across </w:t>
-      </w:r>
-      <w:r>
-        <w:rPr>
-          <w:b/>
-          <w:bCs/>
-          <w:color w:val="C00000"/>
-        </w:rPr>
-        <w:t xml:space="preserve">[countries]</w:t>
-      </w:r>
-      <w:r>
-        <w:rPr>
-          <w:color w:val="1A1A1A"/>
-        </w:rPr>
-        <w:t xml:space="preserve"> in </w:t>
-      </w:r>
-      <w:r>
-        <w:rPr>
-          <w:b/>
-          <w:bCs/>
-          <w:color w:val="C00000"/>
-        </w:rPr>
-        <w:t xml:space="preserve">[timeframe]</w:t>
-      </w:r>
-    </w:p>
-    <w:p>
-      <w:pPr>
-        <w:pStyle w:val="ListParagraph"/>
-        <w:numPr>
-          <w:ilvl w:val="0"/>
-          <w:numId w:val="2"/>
-        </w:numPr>
-        <w:spacing w:after="55"/>
-      </w:pPr>
-      <w:r>
-        <w:rPr>
-          <w:b/>
-          <w:bCs/>
-          <w:color w:val="C00000"/>
-        </w:rPr>
-        <w:t xml:space="preserve">[The KPIs and review cadence you owned]</w:t>
-      </w:r>
-    </w:p>
-    <w:p>
-      <w:pPr>
-        <w:pStyle w:val="ListParagraph"/>
-        <w:numPr>
-          <w:ilvl w:val="0"/>
-          <w:numId w:val="2"/>
-        </w:numPr>
-        <w:spacing w:after="55"/>
-      </w:pPr>
-      <w:r>
-        <w:rPr>
-          <w:b/>
-          <w:bCs/>
-          <w:color w:val="C00000"/>
-        </w:rPr>
-        <w:t xml:space="preserve">[Field or partner enablement you built, and its uptake]</w:t>
-      </w:r>
-    </w:p>
-    <w:p>
-      <w:pPr>
-        <w:pStyle w:val="ListParagraph"/>
-        <w:numPr>
-          <w:ilvl w:val="0"/>
-          <w:numId w:val="2"/>
-        </w:numPr>
-        <w:spacing w:after="55"/>
-      </w:pPr>
-      <w:r>
-        <w:rPr>
-          <w:b/>
-          <w:bCs/>
-          <w:color w:val="C00000"/>
-        </w:rPr>
-        <w:t xml:space="preserve">[Team led: size and functions]</w:t>
+        <w:t xml:space="preserve"> and the </w:t>
+      </w:r>
+      <w:r>
+        <w:rPr>
+          <w:b/>
+          <w:bCs/>
+          <w:color w:val="1A1A1A"/>
+        </w:rPr>
+        <w:t xml:space="preserve">#1 app position</w:t>
+      </w:r>
+    </w:p>
+    <w:p>
+      <w:pPr>
+        <w:pStyle w:val="ListParagraph"/>
+        <w:numPr>
+          <w:ilvl w:val="0"/>
+          <w:numId w:val="2"/>
+        </w:numPr>
+        <w:spacing w:after="55"/>
+      </w:pPr>
+      <w:r>
+        <w:rPr>
+          <w:color w:val="1A1A1A"/>
+        </w:rPr>
+        <w:t xml:space="preserve">Built the regional business plan, aligned it to global objectives, and drove execution across marketing, product, partnerships and operations</w:t>
+      </w:r>
+    </w:p>
+    <w:p>
+      <w:pPr>
+        <w:pStyle w:val="ListParagraph"/>
+        <w:numPr>
+          <w:ilvl w:val="0"/>
+          <w:numId w:val="2"/>
+        </w:numPr>
+        <w:spacing w:after="55"/>
+      </w:pPr>
+      <w:r>
+        <w:rPr>
+          <w:color w:val="1A1A1A"/>
+        </w:rPr>
+        <w:t xml:space="preserve">Defined and ran the regional performance cadence: KPI frameworks, reporting and business reviews</w:t>
+      </w:r>
+    </w:p>
+    <w:p>
+      <w:pPr>
+        <w:pStyle w:val="ListParagraph"/>
+        <w:numPr>
+          <w:ilvl w:val="0"/>
+          <w:numId w:val="2"/>
+        </w:numPr>
+        <w:spacing w:after="55"/>
+      </w:pPr>
+      <w:r>
+        <w:rPr>
+          <w:color w:val="1A1A1A"/>
+        </w:rPr>
+        <w:t xml:space="preserve">Built field and partner enablement — positioning, materials and training — to support local execution at scale</w:t>
+      </w:r>
+    </w:p>
+    <w:p>
+      <w:pPr>
+        <w:pStyle w:val="ListParagraph"/>
+        <w:numPr>
+          <w:ilvl w:val="0"/>
+          <w:numId w:val="2"/>
+        </w:numPr>
+        <w:spacing w:after="55"/>
+      </w:pPr>
+      <w:r>
+        <w:rPr>
+          <w:color w:val="1A1A1A"/>
+        </w:rPr>
+        <w:t xml:space="preserve">Worked across a matrixed global organisation, influencing headquarters functions without direct authority</w:t>
+      </w:r>
+    </w:p>
+    <w:p>
+      <w:pPr>
+        <w:pStyle w:val="ListParagraph"/>
+        <w:numPr>
+          <w:ilvl w:val="0"/>
+          <w:numId w:val="2"/>
+        </w:numPr>
+        <w:spacing w:after="55"/>
+      </w:pPr>
+      <w:r>
+        <w:rPr>
+          <w:color w:val="1A1A1A"/>
+        </w:rPr>
+        <w:t xml:space="preserve">Represented the business externally in the Brazilian market</w:t>
       </w:r>
     </w:p>
     <w:p>
@@ -808,25 +730,25 @@
           <w:bCs/>
           <w:color w:val="C00000"/>
         </w:rPr>
-        <w:t xml:space="preserve">[Achievement, with a number]</w:t>
-      </w:r>
-    </w:p>
-    <w:p>
-      <w:pPr>
-        <w:pStyle w:val="ListParagraph"/>
-        <w:numPr>
-          <w:ilvl w:val="0"/>
-          <w:numId w:val="2"/>
-        </w:numPr>
-        <w:spacing w:after="55"/>
-      </w:pPr>
-      <w:r>
-        <w:rPr>
-          <w:b/>
-          <w:bCs/>
-          <w:color w:val="C00000"/>
-        </w:rPr>
-        <w:t xml:space="preserve">[Achievement, with a number]</w:t>
+        <w:t xml:space="preserve">[Achievement]</w:t>
+      </w:r>
+    </w:p>
+    <w:p>
+      <w:pPr>
+        <w:pStyle w:val="ListParagraph"/>
+        <w:numPr>
+          <w:ilvl w:val="0"/>
+          <w:numId w:val="2"/>
+        </w:numPr>
+        <w:spacing w:after="55"/>
+      </w:pPr>
+      <w:r>
+        <w:rPr>
+          <w:b/>
+          <w:bCs/>
+          <w:color w:val="C00000"/>
+        </w:rPr>
+        <w:t xml:space="preserve">[Achievement]</w:t>
       </w:r>
     </w:p>
     <w:p>
@@ -911,7 +833,7 @@
           <w:bCs/>
           <w:color w:val="C00000"/>
         </w:rPr>
-        <w:t xml:space="preserve">[tools]</w:t>
+        <w:t xml:space="preserve">[analytics stack]</w:t>
       </w:r>
     </w:p>
     <w:p>
@@ -949,15 +871,7 @@
         <w:rPr>
           <w:color w:val="1A1A1A"/>
         </w:rPr>
-        <w:t xml:space="preserve">Competitive, regulatory and customer insight synthesised into prioritised recommendations · </w:t>
-      </w:r>
-      <w:r>
-        <w:rPr>
-          <w:b/>
-          <w:bCs/>
-          <w:color w:val="C00000"/>
-        </w:rPr>
-        <w:t xml:space="preserve">[Brazilian industries you know]</w:t>
+        <w:t xml:space="preserve">Competitive, regulatory and customer insight synthesised into prioritised recommendations · Brazilian market and regulatory landscape · Financial Services</w:t>
       </w:r>
     </w:p>
     <w:p>
@@ -974,11 +888,9 @@
       </w:r>
       <w:r>
         <w:rPr>
-          <w:b/>
-          <w:bCs/>
-          <w:color w:val="C00000"/>
-        </w:rPr>
-        <w:t xml:space="preserve">[How you use AI in your work — one concrete example]</w:t>
+          <w:color w:val="1A1A1A"/>
+        </w:rPr>
+        <w:t xml:space="preserve">Uses AI daily for market and competitive research, content and enablement production at scale, and data analysis</w:t>
       </w:r>
     </w:p>
     <w:p>
